--- a/LAB_9/LAB 9.docx
+++ b/LAB_9/LAB 9.docx
@@ -480,7 +480,6 @@
           <w:b/>
           <w:bCs/>
         </w:rPr>
-        <w:lastRenderedPageBreak/>
         <w:t>Step 3: Wireless Security</w:t>
       </w:r>
     </w:p>
@@ -621,10 +620,10 @@
           <w:noProof/>
         </w:rPr>
         <w:drawing>
-          <wp:inline distT="0" distB="0" distL="0" distR="0" wp14:anchorId="14A3CFF3" wp14:editId="22E8F749">
-            <wp:extent cx="4558352" cy="2965740"/>
-            <wp:effectExtent l="0" t="0" r="0" b="6350"/>
-            <wp:docPr id="1596499635" name="Picture 2"/>
+          <wp:inline distT="0" distB="0" distL="0" distR="0" wp14:anchorId="2582E85A" wp14:editId="28734810">
+            <wp:extent cx="5448299" cy="3229477"/>
+            <wp:effectExtent l="0" t="0" r="635" b="9525"/>
+            <wp:docPr id="6011327" name="Picture 1"/>
             <wp:cNvGraphicFramePr>
               <a:graphicFrameLocks xmlns:a="http://schemas.openxmlformats.org/drawingml/2006/main" noChangeAspect="1"/>
             </wp:cNvGraphicFramePr>
@@ -632,10 +631,10 @@
               <a:graphicData uri="http://schemas.openxmlformats.org/drawingml/2006/picture">
                 <pic:pic xmlns:pic="http://schemas.openxmlformats.org/drawingml/2006/picture">
                   <pic:nvPicPr>
-                    <pic:cNvPr id="1596499635" name="Picture 1596499635"/>
+                    <pic:cNvPr id="6011327" name="Picture 6011327"/>
                     <pic:cNvPicPr/>
                   </pic:nvPicPr>
-                  <pic:blipFill>
+                  <pic:blipFill rotWithShape="1">
                     <a:blip r:embed="rId6">
                       <a:extLst>
                         <a:ext uri="{28A0092B-C50C-407E-A947-70E740481C1C}">
@@ -643,18 +642,27 @@
                         </a:ext>
                       </a:extLst>
                     </a:blip>
+                    <a:srcRect t="21151"/>
                     <a:stretch>
                       <a:fillRect/>
                     </a:stretch>
                   </pic:blipFill>
-                  <pic:spPr>
+                  <pic:spPr bwMode="auto">
                     <a:xfrm>
                       <a:off x="0" y="0"/>
-                      <a:ext cx="4578818" cy="2979055"/>
+                      <a:ext cx="5449060" cy="3229928"/>
                     </a:xfrm>
                     <a:prstGeom prst="rect">
                       <a:avLst/>
                     </a:prstGeom>
+                    <a:ln>
+                      <a:noFill/>
+                    </a:ln>
+                    <a:extLst>
+                      <a:ext uri="{53640926-AAD7-44D8-BBD7-CCE9431645EC}">
+                        <a14:shadowObscured xmlns:a14="http://schemas.microsoft.com/office/drawing/2010/main"/>
+                      </a:ext>
+                    </a:extLst>
                   </pic:spPr>
                 </pic:pic>
               </a:graphicData>
@@ -757,7 +765,6 @@
           <w:b/>
           <w:bCs/>
         </w:rPr>
-        <w:lastRenderedPageBreak/>
         <w:t>DISCUSSION:</w:t>
       </w:r>
     </w:p>
@@ -2600,6 +2607,7 @@
   <w:style w:type="character" w:default="1" w:styleId="DefaultParagraphFont">
     <w:name w:val="Default Paragraph Font"/>
     <w:uiPriority w:val="1"/>
+    <w:semiHidden/>
     <w:unhideWhenUsed/>
   </w:style>
   <w:style w:type="table" w:default="1" w:styleId="TableNormal">
